--- a/data_out/pop_resid_2025/tbl_pop_parma_ER_2025.docx
+++ b/data_out/pop_resid_2025/tbl_pop_parma_ER_2025.docx
@@ -20,7 +20,7 @@
       <w:tr>
         <w:trPr>
           <w:cantSplit/>
-          <w:trHeight w:val="390" w:hRule="auto"/>
+          <w:trHeight w:val="396" w:hRule="auto"/>
           <w:tblHeader/>
         </w:trPr>
         header1
@@ -44,6 +44,7 @@
           </w:tcPr>
           <w:p>
             <w:pPr>
+              <w:pStyle w:val="Normal"/>
               <w:jc w:val="center"/>
               <w:pBdr>
                 <w:bottom w:val="none" w:sz="0" w:space="0" w:color="000000"/>
@@ -58,7 +59,6 @@
                 <w:i w:val="false"/>
                 <w:b w:val="true"/>
                 <w:u w:val="none"/>
-                <w:strike w:val="false"/>
                 <w:sz w:val="28"/>
                 <w:szCs w:val="28"/>
                 <w:color w:val="000000"/>
@@ -70,7 +70,6 @@
                 <w:i w:val="false"/>
                 <w:b w:val="true"/>
                 <w:u w:val="none"/>
-                <w:strike w:val="false"/>
                 <w:sz w:val="28"/>
                 <w:szCs w:val="28"/>
                 <w:color w:val="000000"/>
@@ -83,7 +82,7 @@
       <w:tr>
         <w:trPr>
           <w:cantSplit/>
-          <w:trHeight w:val="349" w:hRule="auto"/>
+          <w:trHeight w:val="354" w:hRule="auto"/>
           <w:tblHeader/>
         </w:trPr>
         header2
@@ -106,6 +105,7 @@
           </w:tcPr>
           <w:p>
             <w:pPr>
+              <w:pStyle w:val="Normal"/>
               <w:jc w:val="left"/>
               <w:pBdr>
                 <w:bottom w:val="none" w:sz="0" w:space="0" w:color="000000"/>
@@ -120,7 +120,6 @@
                 <w:i w:val="false"/>
                 <w:b w:val="true"/>
                 <w:u w:val="none"/>
-                <w:strike w:val="false"/>
                 <w:sz w:val="24"/>
                 <w:szCs w:val="24"/>
                 <w:color w:val="000000"/>
@@ -132,7 +131,6 @@
                 <w:i w:val="false"/>
                 <w:b w:val="true"/>
                 <w:u w:val="none"/>
-                <w:strike w:val="false"/>
                 <w:sz w:val="24"/>
                 <w:szCs w:val="24"/>
                 <w:color w:val="000000"/>
@@ -160,6 +158,7 @@
           </w:tcPr>
           <w:p>
             <w:pPr>
+              <w:pStyle w:val="Normal"/>
               <w:jc w:val="right"/>
               <w:pBdr>
                 <w:bottom w:val="none" w:sz="0" w:space="0" w:color="000000"/>
@@ -174,7 +173,6 @@
                 <w:i w:val="false"/>
                 <w:b w:val="true"/>
                 <w:u w:val="none"/>
-                <w:strike w:val="false"/>
                 <w:sz w:val="24"/>
                 <w:szCs w:val="24"/>
                 <w:color w:val="000000"/>
@@ -186,7 +184,6 @@
                 <w:i w:val="false"/>
                 <w:b w:val="true"/>
                 <w:u w:val="none"/>
-                <w:strike w:val="false"/>
                 <w:sz w:val="24"/>
                 <w:szCs w:val="24"/>
                 <w:color w:val="000000"/>
@@ -214,6 +211,7 @@
           </w:tcPr>
           <w:p>
             <w:pPr>
+              <w:pStyle w:val="Normal"/>
               <w:jc w:val="right"/>
               <w:pBdr>
                 <w:bottom w:val="none" w:sz="0" w:space="0" w:color="000000"/>
@@ -228,7 +226,6 @@
                 <w:i w:val="false"/>
                 <w:b w:val="true"/>
                 <w:u w:val="none"/>
-                <w:strike w:val="false"/>
                 <w:sz w:val="24"/>
                 <w:szCs w:val="24"/>
                 <w:color w:val="000000"/>
@@ -240,7 +237,6 @@
                 <w:i w:val="false"/>
                 <w:b w:val="true"/>
                 <w:u w:val="none"/>
-                <w:strike w:val="false"/>
                 <w:sz w:val="24"/>
                 <w:szCs w:val="24"/>
                 <w:color w:val="000000"/>
@@ -268,6 +264,7 @@
           </w:tcPr>
           <w:p>
             <w:pPr>
+              <w:pStyle w:val="Normal"/>
               <w:jc w:val="right"/>
               <w:pBdr>
                 <w:bottom w:val="none" w:sz="0" w:space="0" w:color="000000"/>
@@ -282,7 +279,6 @@
                 <w:i w:val="false"/>
                 <w:b w:val="true"/>
                 <w:u w:val="none"/>
-                <w:strike w:val="false"/>
                 <w:sz w:val="24"/>
                 <w:szCs w:val="24"/>
                 <w:color w:val="000000"/>
@@ -294,7 +290,6 @@
                 <w:i w:val="false"/>
                 <w:b w:val="true"/>
                 <w:u w:val="none"/>
-                <w:strike w:val="false"/>
                 <w:sz w:val="24"/>
                 <w:szCs w:val="24"/>
                 <w:color w:val="000000"/>
@@ -329,6 +324,7 @@
           </w:tcPr>
           <w:p>
             <w:pPr>
+              <w:pStyle w:val="Normal"/>
               <w:jc w:val="left"/>
               <w:pBdr>
                 <w:bottom w:val="none" w:sz="0" w:space="0" w:color="000000"/>
@@ -343,7 +339,6 @@
                 <w:i w:val="false"/>
                 <w:b w:val="false"/>
                 <w:u w:val="none"/>
-                <w:strike w:val="false"/>
                 <w:sz w:val="24"/>
                 <w:szCs w:val="24"/>
                 <w:color w:val="000000"/>
@@ -355,7 +350,6 @@
                 <w:i w:val="false"/>
                 <w:b w:val="false"/>
                 <w:u w:val="none"/>
-                <w:strike w:val="false"/>
                 <w:sz w:val="24"/>
                 <w:szCs w:val="24"/>
                 <w:color w:val="000000"/>
@@ -383,6 +377,7 @@
           </w:tcPr>
           <w:p>
             <w:pPr>
+              <w:pStyle w:val="Normal"/>
               <w:jc w:val="right"/>
               <w:pBdr>
                 <w:bottom w:val="none" w:sz="0" w:space="0" w:color="000000"/>
@@ -397,7 +392,6 @@
                 <w:i w:val="false"/>
                 <w:b w:val="false"/>
                 <w:u w:val="none"/>
-                <w:strike w:val="false"/>
                 <w:sz w:val="24"/>
                 <w:szCs w:val="24"/>
                 <w:color w:val="000000"/>
@@ -409,7 +403,6 @@
                 <w:i w:val="false"/>
                 <w:b w:val="false"/>
                 <w:u w:val="none"/>
-                <w:strike w:val="false"/>
                 <w:sz w:val="24"/>
                 <w:szCs w:val="24"/>
                 <w:color w:val="000000"/>
@@ -437,6 +430,7 @@
           </w:tcPr>
           <w:p>
             <w:pPr>
+              <w:pStyle w:val="Normal"/>
               <w:jc w:val="right"/>
               <w:pBdr>
                 <w:bottom w:val="none" w:sz="0" w:space="0" w:color="000000"/>
@@ -451,7 +445,6 @@
                 <w:i w:val="false"/>
                 <w:b w:val="false"/>
                 <w:u w:val="none"/>
-                <w:strike w:val="false"/>
                 <w:sz w:val="24"/>
                 <w:szCs w:val="24"/>
                 <w:color w:val="000000"/>
@@ -463,7 +456,6 @@
                 <w:i w:val="false"/>
                 <w:b w:val="false"/>
                 <w:u w:val="none"/>
-                <w:strike w:val="false"/>
                 <w:sz w:val="24"/>
                 <w:szCs w:val="24"/>
                 <w:color w:val="000000"/>
@@ -491,6 +483,7 @@
           </w:tcPr>
           <w:p>
             <w:pPr>
+              <w:pStyle w:val="Normal"/>
               <w:jc w:val="right"/>
               <w:pBdr>
                 <w:bottom w:val="none" w:sz="0" w:space="0" w:color="000000"/>
@@ -505,7 +498,6 @@
                 <w:i w:val="false"/>
                 <w:b w:val="false"/>
                 <w:u w:val="none"/>
-                <w:strike w:val="false"/>
                 <w:sz w:val="24"/>
                 <w:szCs w:val="24"/>
                 <w:color w:val="000000"/>
@@ -517,7 +509,6 @@
                 <w:i w:val="false"/>
                 <w:b w:val="false"/>
                 <w:u w:val="none"/>
-                <w:strike w:val="false"/>
                 <w:sz w:val="24"/>
                 <w:szCs w:val="24"/>
                 <w:color w:val="000000"/>
@@ -552,6 +543,7 @@
           </w:tcPr>
           <w:p>
             <w:pPr>
+              <w:pStyle w:val="Normal"/>
               <w:jc w:val="left"/>
               <w:pBdr>
                 <w:bottom w:val="none" w:sz="0" w:space="0" w:color="000000"/>
@@ -566,7 +558,6 @@
                 <w:i w:val="false"/>
                 <w:b w:val="false"/>
                 <w:u w:val="none"/>
-                <w:strike w:val="false"/>
                 <w:sz w:val="24"/>
                 <w:szCs w:val="24"/>
                 <w:color w:val="000000"/>
@@ -578,7 +569,6 @@
                 <w:i w:val="false"/>
                 <w:b w:val="false"/>
                 <w:u w:val="none"/>
-                <w:strike w:val="false"/>
                 <w:sz w:val="24"/>
                 <w:szCs w:val="24"/>
                 <w:color w:val="000000"/>
@@ -606,6 +596,7 @@
           </w:tcPr>
           <w:p>
             <w:pPr>
+              <w:pStyle w:val="Normal"/>
               <w:jc w:val="right"/>
               <w:pBdr>
                 <w:bottom w:val="none" w:sz="0" w:space="0" w:color="000000"/>
@@ -620,7 +611,6 @@
                 <w:i w:val="false"/>
                 <w:b w:val="false"/>
                 <w:u w:val="none"/>
-                <w:strike w:val="false"/>
                 <w:sz w:val="24"/>
                 <w:szCs w:val="24"/>
                 <w:color w:val="000000"/>
@@ -632,7 +622,6 @@
                 <w:i w:val="false"/>
                 <w:b w:val="false"/>
                 <w:u w:val="none"/>
-                <w:strike w:val="false"/>
                 <w:sz w:val="24"/>
                 <w:szCs w:val="24"/>
                 <w:color w:val="000000"/>
@@ -660,6 +649,7 @@
           </w:tcPr>
           <w:p>
             <w:pPr>
+              <w:pStyle w:val="Normal"/>
               <w:jc w:val="right"/>
               <w:pBdr>
                 <w:bottom w:val="none" w:sz="0" w:space="0" w:color="000000"/>
@@ -674,7 +664,6 @@
                 <w:i w:val="false"/>
                 <w:b w:val="false"/>
                 <w:u w:val="none"/>
-                <w:strike w:val="false"/>
                 <w:sz w:val="24"/>
                 <w:szCs w:val="24"/>
                 <w:color w:val="000000"/>
@@ -686,7 +675,6 @@
                 <w:i w:val="false"/>
                 <w:b w:val="false"/>
                 <w:u w:val="none"/>
-                <w:strike w:val="false"/>
                 <w:sz w:val="24"/>
                 <w:szCs w:val="24"/>
                 <w:color w:val="000000"/>
@@ -714,6 +702,7 @@
           </w:tcPr>
           <w:p>
             <w:pPr>
+              <w:pStyle w:val="Normal"/>
               <w:jc w:val="right"/>
               <w:pBdr>
                 <w:bottom w:val="none" w:sz="0" w:space="0" w:color="000000"/>
@@ -728,7 +717,6 @@
                 <w:i w:val="false"/>
                 <w:b w:val="false"/>
                 <w:u w:val="none"/>
-                <w:strike w:val="false"/>
                 <w:sz w:val="24"/>
                 <w:szCs w:val="24"/>
                 <w:color w:val="000000"/>
@@ -740,7 +728,6 @@
                 <w:i w:val="false"/>
                 <w:b w:val="false"/>
                 <w:u w:val="none"/>
-                <w:strike w:val="false"/>
                 <w:sz w:val="24"/>
                 <w:szCs w:val="24"/>
                 <w:color w:val="000000"/>
@@ -776,6 +763,7 @@
           </w:tcPr>
           <w:p>
             <w:pPr>
+              <w:pStyle w:val="Normal"/>
               <w:jc w:val="left"/>
               <w:pBdr>
                 <w:bottom w:val="none" w:sz="0" w:space="0" w:color="000000"/>
@@ -790,7 +778,6 @@
                 <w:i w:val="true"/>
                 <w:b w:val="false"/>
                 <w:u w:val="none"/>
-                <w:strike w:val="false"/>
                 <w:sz w:val="18"/>
                 <w:szCs w:val="18"/>
                 <w:color w:val="808080"/>
@@ -802,7 +789,6 @@
                 <w:i w:val="true"/>
                 <w:b w:val="false"/>
                 <w:u w:val="none"/>
-                <w:strike w:val="false"/>
                 <w:sz w:val="18"/>
                 <w:szCs w:val="18"/>
                 <w:color w:val="808080"/>
@@ -813,9 +799,9 @@
         </w:tc>
       </w:tr>
     </w:tbl>
-    <w:sectPr>
-      <w:pgMar w:header="708" w:bottom="1417" w:top="1417" w:right="1417" w:left="1417" w:footer="708" w:gutter="0"/>
-      <w:pgSz w:h="16838" w:w="11906" w:orient="portrait"/>
+    <w:sectPr w:officer="true">
+      <w:pgMar w:header="720" w:bottom="1440" w:top="1440" w:right="1440" w:left="1440" w:footer="720" w:gutter="720"/>
+      <w:pgSz w:h="16848" w:w="11952" w:orient="portrait"/>
       <w:type w:val="continuous"/>
       <w:cols/>
     </w:sectPr>

--- a/data_out/pop_resid_2025/tbl_pop_parma_ER_2025.docx
+++ b/data_out/pop_resid_2025/tbl_pop_parma_ER_2025.docx
@@ -20,7 +20,7 @@
       <w:tr>
         <w:trPr>
           <w:cantSplit/>
-          <w:trHeight w:val="396" w:hRule="auto"/>
+          <w:trHeight w:val="390" w:hRule="auto"/>
           <w:tblHeader/>
         </w:trPr>
         header1
@@ -44,7 +44,6 @@
           </w:tcPr>
           <w:p>
             <w:pPr>
-              <w:pStyle w:val="Normal"/>
               <w:jc w:val="center"/>
               <w:pBdr>
                 <w:bottom w:val="none" w:sz="0" w:space="0" w:color="000000"/>
@@ -59,6 +58,7 @@
                 <w:i w:val="false"/>
                 <w:b w:val="true"/>
                 <w:u w:val="none"/>
+                <w:strike w:val="false"/>
                 <w:sz w:val="28"/>
                 <w:szCs w:val="28"/>
                 <w:color w:val="000000"/>
@@ -70,6 +70,7 @@
                 <w:i w:val="false"/>
                 <w:b w:val="true"/>
                 <w:u w:val="none"/>
+                <w:strike w:val="false"/>
                 <w:sz w:val="28"/>
                 <w:szCs w:val="28"/>
                 <w:color w:val="000000"/>
@@ -82,7 +83,7 @@
       <w:tr>
         <w:trPr>
           <w:cantSplit/>
-          <w:trHeight w:val="354" w:hRule="auto"/>
+          <w:trHeight w:val="349" w:hRule="auto"/>
           <w:tblHeader/>
         </w:trPr>
         header2
@@ -105,7 +106,6 @@
           </w:tcPr>
           <w:p>
             <w:pPr>
-              <w:pStyle w:val="Normal"/>
               <w:jc w:val="left"/>
               <w:pBdr>
                 <w:bottom w:val="none" w:sz="0" w:space="0" w:color="000000"/>
@@ -120,6 +120,7 @@
                 <w:i w:val="false"/>
                 <w:b w:val="true"/>
                 <w:u w:val="none"/>
+                <w:strike w:val="false"/>
                 <w:sz w:val="24"/>
                 <w:szCs w:val="24"/>
                 <w:color w:val="000000"/>
@@ -131,6 +132,7 @@
                 <w:i w:val="false"/>
                 <w:b w:val="true"/>
                 <w:u w:val="none"/>
+                <w:strike w:val="false"/>
                 <w:sz w:val="24"/>
                 <w:szCs w:val="24"/>
                 <w:color w:val="000000"/>
@@ -158,7 +160,6 @@
           </w:tcPr>
           <w:p>
             <w:pPr>
-              <w:pStyle w:val="Normal"/>
               <w:jc w:val="right"/>
               <w:pBdr>
                 <w:bottom w:val="none" w:sz="0" w:space="0" w:color="000000"/>
@@ -173,6 +174,7 @@
                 <w:i w:val="false"/>
                 <w:b w:val="true"/>
                 <w:u w:val="none"/>
+                <w:strike w:val="false"/>
                 <w:sz w:val="24"/>
                 <w:szCs w:val="24"/>
                 <w:color w:val="000000"/>
@@ -184,6 +186,7 @@
                 <w:i w:val="false"/>
                 <w:b w:val="true"/>
                 <w:u w:val="none"/>
+                <w:strike w:val="false"/>
                 <w:sz w:val="24"/>
                 <w:szCs w:val="24"/>
                 <w:color w:val="000000"/>
@@ -211,7 +214,6 @@
           </w:tcPr>
           <w:p>
             <w:pPr>
-              <w:pStyle w:val="Normal"/>
               <w:jc w:val="right"/>
               <w:pBdr>
                 <w:bottom w:val="none" w:sz="0" w:space="0" w:color="000000"/>
@@ -226,6 +228,7 @@
                 <w:i w:val="false"/>
                 <w:b w:val="true"/>
                 <w:u w:val="none"/>
+                <w:strike w:val="false"/>
                 <w:sz w:val="24"/>
                 <w:szCs w:val="24"/>
                 <w:color w:val="000000"/>
@@ -237,6 +240,7 @@
                 <w:i w:val="false"/>
                 <w:b w:val="true"/>
                 <w:u w:val="none"/>
+                <w:strike w:val="false"/>
                 <w:sz w:val="24"/>
                 <w:szCs w:val="24"/>
                 <w:color w:val="000000"/>
@@ -264,7 +268,6 @@
           </w:tcPr>
           <w:p>
             <w:pPr>
-              <w:pStyle w:val="Normal"/>
               <w:jc w:val="right"/>
               <w:pBdr>
                 <w:bottom w:val="none" w:sz="0" w:space="0" w:color="000000"/>
@@ -279,6 +282,7 @@
                 <w:i w:val="false"/>
                 <w:b w:val="true"/>
                 <w:u w:val="none"/>
+                <w:strike w:val="false"/>
                 <w:sz w:val="24"/>
                 <w:szCs w:val="24"/>
                 <w:color w:val="000000"/>
@@ -290,6 +294,7 @@
                 <w:i w:val="false"/>
                 <w:b w:val="true"/>
                 <w:u w:val="none"/>
+                <w:strike w:val="false"/>
                 <w:sz w:val="24"/>
                 <w:szCs w:val="24"/>
                 <w:color w:val="000000"/>
@@ -324,7 +329,6 @@
           </w:tcPr>
           <w:p>
             <w:pPr>
-              <w:pStyle w:val="Normal"/>
               <w:jc w:val="left"/>
               <w:pBdr>
                 <w:bottom w:val="none" w:sz="0" w:space="0" w:color="000000"/>
@@ -339,6 +343,7 @@
                 <w:i w:val="false"/>
                 <w:b w:val="false"/>
                 <w:u w:val="none"/>
+                <w:strike w:val="false"/>
                 <w:sz w:val="24"/>
                 <w:szCs w:val="24"/>
                 <w:color w:val="000000"/>
@@ -350,6 +355,7 @@
                 <w:i w:val="false"/>
                 <w:b w:val="false"/>
                 <w:u w:val="none"/>
+                <w:strike w:val="false"/>
                 <w:sz w:val="24"/>
                 <w:szCs w:val="24"/>
                 <w:color w:val="000000"/>
@@ -377,7 +383,6 @@
           </w:tcPr>
           <w:p>
             <w:pPr>
-              <w:pStyle w:val="Normal"/>
               <w:jc w:val="right"/>
               <w:pBdr>
                 <w:bottom w:val="none" w:sz="0" w:space="0" w:color="000000"/>
@@ -392,6 +397,7 @@
                 <w:i w:val="false"/>
                 <w:b w:val="false"/>
                 <w:u w:val="none"/>
+                <w:strike w:val="false"/>
                 <w:sz w:val="24"/>
                 <w:szCs w:val="24"/>
                 <w:color w:val="000000"/>
@@ -403,6 +409,7 @@
                 <w:i w:val="false"/>
                 <w:b w:val="false"/>
                 <w:u w:val="none"/>
+                <w:strike w:val="false"/>
                 <w:sz w:val="24"/>
                 <w:szCs w:val="24"/>
                 <w:color w:val="000000"/>
@@ -430,7 +437,6 @@
           </w:tcPr>
           <w:p>
             <w:pPr>
-              <w:pStyle w:val="Normal"/>
               <w:jc w:val="right"/>
               <w:pBdr>
                 <w:bottom w:val="none" w:sz="0" w:space="0" w:color="000000"/>
@@ -445,6 +451,7 @@
                 <w:i w:val="false"/>
                 <w:b w:val="false"/>
                 <w:u w:val="none"/>
+                <w:strike w:val="false"/>
                 <w:sz w:val="24"/>
                 <w:szCs w:val="24"/>
                 <w:color w:val="000000"/>
@@ -456,6 +463,7 @@
                 <w:i w:val="false"/>
                 <w:b w:val="false"/>
                 <w:u w:val="none"/>
+                <w:strike w:val="false"/>
                 <w:sz w:val="24"/>
                 <w:szCs w:val="24"/>
                 <w:color w:val="000000"/>
@@ -483,7 +491,6 @@
           </w:tcPr>
           <w:p>
             <w:pPr>
-              <w:pStyle w:val="Normal"/>
               <w:jc w:val="right"/>
               <w:pBdr>
                 <w:bottom w:val="none" w:sz="0" w:space="0" w:color="000000"/>
@@ -498,6 +505,7 @@
                 <w:i w:val="false"/>
                 <w:b w:val="false"/>
                 <w:u w:val="none"/>
+                <w:strike w:val="false"/>
                 <w:sz w:val="24"/>
                 <w:szCs w:val="24"/>
                 <w:color w:val="000000"/>
@@ -509,6 +517,7 @@
                 <w:i w:val="false"/>
                 <w:b w:val="false"/>
                 <w:u w:val="none"/>
+                <w:strike w:val="false"/>
                 <w:sz w:val="24"/>
                 <w:szCs w:val="24"/>
                 <w:color w:val="000000"/>
@@ -543,7 +552,6 @@
           </w:tcPr>
           <w:p>
             <w:pPr>
-              <w:pStyle w:val="Normal"/>
               <w:jc w:val="left"/>
               <w:pBdr>
                 <w:bottom w:val="none" w:sz="0" w:space="0" w:color="000000"/>
@@ -558,6 +566,7 @@
                 <w:i w:val="false"/>
                 <w:b w:val="false"/>
                 <w:u w:val="none"/>
+                <w:strike w:val="false"/>
                 <w:sz w:val="24"/>
                 <w:szCs w:val="24"/>
                 <w:color w:val="000000"/>
@@ -569,6 +578,7 @@
                 <w:i w:val="false"/>
                 <w:b w:val="false"/>
                 <w:u w:val="none"/>
+                <w:strike w:val="false"/>
                 <w:sz w:val="24"/>
                 <w:szCs w:val="24"/>
                 <w:color w:val="000000"/>
@@ -596,7 +606,6 @@
           </w:tcPr>
           <w:p>
             <w:pPr>
-              <w:pStyle w:val="Normal"/>
               <w:jc w:val="right"/>
               <w:pBdr>
                 <w:bottom w:val="none" w:sz="0" w:space="0" w:color="000000"/>
@@ -611,6 +620,7 @@
                 <w:i w:val="false"/>
                 <w:b w:val="false"/>
                 <w:u w:val="none"/>
+                <w:strike w:val="false"/>
                 <w:sz w:val="24"/>
                 <w:szCs w:val="24"/>
                 <w:color w:val="000000"/>
@@ -622,6 +632,7 @@
                 <w:i w:val="false"/>
                 <w:b w:val="false"/>
                 <w:u w:val="none"/>
+                <w:strike w:val="false"/>
                 <w:sz w:val="24"/>
                 <w:szCs w:val="24"/>
                 <w:color w:val="000000"/>
@@ -649,7 +660,6 @@
           </w:tcPr>
           <w:p>
             <w:pPr>
-              <w:pStyle w:val="Normal"/>
               <w:jc w:val="right"/>
               <w:pBdr>
                 <w:bottom w:val="none" w:sz="0" w:space="0" w:color="000000"/>
@@ -664,6 +674,7 @@
                 <w:i w:val="false"/>
                 <w:b w:val="false"/>
                 <w:u w:val="none"/>
+                <w:strike w:val="false"/>
                 <w:sz w:val="24"/>
                 <w:szCs w:val="24"/>
                 <w:color w:val="000000"/>
@@ -675,6 +686,7 @@
                 <w:i w:val="false"/>
                 <w:b w:val="false"/>
                 <w:u w:val="none"/>
+                <w:strike w:val="false"/>
                 <w:sz w:val="24"/>
                 <w:szCs w:val="24"/>
                 <w:color w:val="000000"/>
@@ -702,7 +714,6 @@
           </w:tcPr>
           <w:p>
             <w:pPr>
-              <w:pStyle w:val="Normal"/>
               <w:jc w:val="right"/>
               <w:pBdr>
                 <w:bottom w:val="none" w:sz="0" w:space="0" w:color="000000"/>
@@ -717,6 +728,7 @@
                 <w:i w:val="false"/>
                 <w:b w:val="false"/>
                 <w:u w:val="none"/>
+                <w:strike w:val="false"/>
                 <w:sz w:val="24"/>
                 <w:szCs w:val="24"/>
                 <w:color w:val="000000"/>
@@ -728,6 +740,7 @@
                 <w:i w:val="false"/>
                 <w:b w:val="false"/>
                 <w:u w:val="none"/>
+                <w:strike w:val="false"/>
                 <w:sz w:val="24"/>
                 <w:szCs w:val="24"/>
                 <w:color w:val="000000"/>
@@ -763,7 +776,6 @@
           </w:tcPr>
           <w:p>
             <w:pPr>
-              <w:pStyle w:val="Normal"/>
               <w:jc w:val="left"/>
               <w:pBdr>
                 <w:bottom w:val="none" w:sz="0" w:space="0" w:color="000000"/>
@@ -778,6 +790,7 @@
                 <w:i w:val="true"/>
                 <w:b w:val="false"/>
                 <w:u w:val="none"/>
+                <w:strike w:val="false"/>
                 <w:sz w:val="18"/>
                 <w:szCs w:val="18"/>
                 <w:color w:val="808080"/>
@@ -789,6 +802,7 @@
                 <w:i w:val="true"/>
                 <w:b w:val="false"/>
                 <w:u w:val="none"/>
+                <w:strike w:val="false"/>
                 <w:sz w:val="18"/>
                 <w:szCs w:val="18"/>
                 <w:color w:val="808080"/>
@@ -799,9 +813,9 @@
         </w:tc>
       </w:tr>
     </w:tbl>
-    <w:sectPr w:officer="true">
-      <w:pgMar w:header="720" w:bottom="1440" w:top="1440" w:right="1440" w:left="1440" w:footer="720" w:gutter="720"/>
-      <w:pgSz w:h="16848" w:w="11952" w:orient="portrait"/>
+    <w:sectPr>
+      <w:pgMar w:header="708" w:bottom="1417" w:top="1417" w:right="1417" w:left="1417" w:footer="708" w:gutter="0"/>
+      <w:pgSz w:h="16838" w:w="11906" w:orient="portrait"/>
       <w:type w:val="continuous"/>
       <w:cols/>
     </w:sectPr>

--- a/data_out/pop_resid_2025/tbl_pop_parma_ER_2025.docx
+++ b/data_out/pop_resid_2025/tbl_pop_parma_ER_2025.docx
@@ -23,7 +23,6 @@
           <w:trHeight w:val="390" w:hRule="auto"/>
           <w:tblHeader/>
         </w:trPr>
-        header1
         <w:tc>
           <w:tcPr>
             <w:gridSpan w:val="4"/>
@@ -44,6 +43,7 @@
           </w:tcPr>
           <w:p>
             <w:pPr>
+              <w:pStyle w:val="Normal"/>
               <w:jc w:val="center"/>
               <w:pBdr>
                 <w:bottom w:val="none" w:sz="0" w:space="0" w:color="000000"/>
@@ -86,7 +86,6 @@
           <w:trHeight w:val="349" w:hRule="auto"/>
           <w:tblHeader/>
         </w:trPr>
-        header2
         <w:tc>
           <w:tcPr>
             <w:tcBorders>
@@ -106,6 +105,7 @@
           </w:tcPr>
           <w:p>
             <w:pPr>
+              <w:pStyle w:val="Normal"/>
               <w:jc w:val="left"/>
               <w:pBdr>
                 <w:bottom w:val="none" w:sz="0" w:space="0" w:color="000000"/>
@@ -160,6 +160,7 @@
           </w:tcPr>
           <w:p>
             <w:pPr>
+              <w:pStyle w:val="Normal"/>
               <w:jc w:val="right"/>
               <w:pBdr>
                 <w:bottom w:val="none" w:sz="0" w:space="0" w:color="000000"/>
@@ -214,6 +215,7 @@
           </w:tcPr>
           <w:p>
             <w:pPr>
+              <w:pStyle w:val="Normal"/>
               <w:jc w:val="right"/>
               <w:pBdr>
                 <w:bottom w:val="none" w:sz="0" w:space="0" w:color="000000"/>
@@ -268,6 +270,7 @@
           </w:tcPr>
           <w:p>
             <w:pPr>
+              <w:pStyle w:val="Normal"/>
               <w:jc w:val="right"/>
               <w:pBdr>
                 <w:bottom w:val="none" w:sz="0" w:space="0" w:color="000000"/>
@@ -309,7 +312,6 @@
           <w:cantSplit/>
           <w:trHeight w:val="314" w:hRule="auto"/>
         </w:trPr>
-        body1
         <w:tc>
           <w:tcPr>
             <w:tcBorders>
@@ -329,6 +331,7 @@
           </w:tcPr>
           <w:p>
             <w:pPr>
+              <w:pStyle w:val="Normal"/>
               <w:jc w:val="left"/>
               <w:pBdr>
                 <w:bottom w:val="none" w:sz="0" w:space="0" w:color="000000"/>
@@ -383,6 +386,7 @@
           </w:tcPr>
           <w:p>
             <w:pPr>
+              <w:pStyle w:val="Normal"/>
               <w:jc w:val="right"/>
               <w:pBdr>
                 <w:bottom w:val="none" w:sz="0" w:space="0" w:color="000000"/>
@@ -437,6 +441,7 @@
           </w:tcPr>
           <w:p>
             <w:pPr>
+              <w:pStyle w:val="Normal"/>
               <w:jc w:val="right"/>
               <w:pBdr>
                 <w:bottom w:val="none" w:sz="0" w:space="0" w:color="000000"/>
@@ -491,6 +496,7 @@
           </w:tcPr>
           <w:p>
             <w:pPr>
+              <w:pStyle w:val="Normal"/>
               <w:jc w:val="right"/>
               <w:pBdr>
                 <w:bottom w:val="none" w:sz="0" w:space="0" w:color="000000"/>
@@ -532,7 +538,6 @@
           <w:cantSplit/>
           <w:trHeight w:val="337" w:hRule="auto"/>
         </w:trPr>
-        body2
         <w:tc>
           <w:tcPr>
             <w:tcBorders>
@@ -552,6 +557,7 @@
           </w:tcPr>
           <w:p>
             <w:pPr>
+              <w:pStyle w:val="Normal"/>
               <w:jc w:val="left"/>
               <w:pBdr>
                 <w:bottom w:val="none" w:sz="0" w:space="0" w:color="000000"/>
@@ -606,6 +612,7 @@
           </w:tcPr>
           <w:p>
             <w:pPr>
+              <w:pStyle w:val="Normal"/>
               <w:jc w:val="right"/>
               <w:pBdr>
                 <w:bottom w:val="none" w:sz="0" w:space="0" w:color="000000"/>
@@ -660,6 +667,7 @@
           </w:tcPr>
           <w:p>
             <w:pPr>
+              <w:pStyle w:val="Normal"/>
               <w:jc w:val="right"/>
               <w:pBdr>
                 <w:bottom w:val="none" w:sz="0" w:space="0" w:color="000000"/>
@@ -714,6 +722,7 @@
           </w:tcPr>
           <w:p>
             <w:pPr>
+              <w:pStyle w:val="Normal"/>
               <w:jc w:val="right"/>
               <w:pBdr>
                 <w:bottom w:val="none" w:sz="0" w:space="0" w:color="000000"/>
@@ -755,7 +764,6 @@
           <w:cantSplit/>
           <w:trHeight w:val="360" w:hRule="auto"/>
         </w:trPr>
-        footer1
         <w:tc>
           <w:tcPr>
             <w:gridSpan w:val="4"/>
@@ -776,6 +784,7 @@
           </w:tcPr>
           <w:p>
             <w:pPr>
+              <w:pStyle w:val="Normal"/>
               <w:jc w:val="left"/>
               <w:pBdr>
                 <w:bottom w:val="none" w:sz="0" w:space="0" w:color="000000"/>
